--- a/mokdong2/2fin/word/md2s2_L7_check_exam.docx
+++ b/mokdong2/2fin/word/md2s2_L7_check_exam.docx
@@ -2713,7 +2713,7 @@
           <w:sz w:val="20"/>
           <w:u w:val="none"/>
         </w:rPr>
-        <w:t>〈보기〉 ( burning / burn / them / symbolizes / saying goodbye / to old things / and hello / to a new start )</w:t>
+        <w:t>〈보기〉 ( to old things / them / to a new start / saying goodbye / and hello / burn / symbolizes / burning )</w:t>
       </w:r>
       <w:r>
         <w:br/>
@@ -2816,7 +2816,7 @@
           <w:sz w:val="20"/>
           <w:u w:val="none"/>
         </w:rPr>
-        <w:t>〈보기〉 ( they / believe / it / that / is / important / to remember / dead people )</w:t>
+        <w:t>〈보기〉 ( it / dead people / important / that / is / they / believe / to remember )</w:t>
       </w:r>
       <w:r>
         <w:br/>

--- a/mokdong2/2fin/word/md2s2_L7_check_exam.docx
+++ b/mokdong2/2fin/word/md2s2_L7_check_exam.docx
@@ -19,10 +19,10 @@
     </w:p>
     <w:p>
       <w:pPr>
-        <w:spacing w:after="80"/>
         <w:pBdr>
           <w:bottom w:val="single" w:sz="8" w:space="2" w:color="1F3864"/>
         </w:pBdr>
+        <w:spacing w:after="80"/>
       </w:pPr>
       <w:r>
         <w:rPr>
@@ -75,13 +75,13 @@
     </w:p>
     <w:p>
       <w:pPr>
-        <w:spacing w:after="60"/>
         <w:pBdr>
           <w:top w:val="single" w:sz="4" w:space="3" w:color="9AA9C2"/>
           <w:left w:val="single" w:sz="4" w:space="3" w:color="9AA9C2"/>
           <w:bottom w:val="single" w:sz="4" w:space="3" w:color="9AA9C2"/>
           <w:right w:val="single" w:sz="4" w:space="3" w:color="9AA9C2"/>
         </w:pBdr>
+        <w:spacing w:after="60"/>
         <w:ind w:left="57" w:right="57"/>
       </w:pPr>
       <w:r>
@@ -470,13 +470,13 @@
     </w:p>
     <w:p>
       <w:pPr>
-        <w:spacing w:after="60"/>
         <w:pBdr>
           <w:top w:val="single" w:sz="4" w:space="3" w:color="9AA9C2"/>
           <w:left w:val="single" w:sz="4" w:space="3" w:color="9AA9C2"/>
           <w:bottom w:val="single" w:sz="4" w:space="3" w:color="9AA9C2"/>
           <w:right w:val="single" w:sz="4" w:space="3" w:color="9AA9C2"/>
         </w:pBdr>
+        <w:spacing w:after="60"/>
         <w:ind w:left="57" w:right="57"/>
       </w:pPr>
       <w:r>
@@ -973,13 +973,13 @@
     </w:p>
     <w:p>
       <w:pPr>
-        <w:spacing w:after="60"/>
         <w:pBdr>
           <w:top w:val="single" w:sz="4" w:space="3" w:color="9AA9C2"/>
           <w:left w:val="single" w:sz="4" w:space="3" w:color="9AA9C2"/>
           <w:bottom w:val="single" w:sz="4" w:space="3" w:color="9AA9C2"/>
           <w:right w:val="single" w:sz="4" w:space="3" w:color="9AA9C2"/>
         </w:pBdr>
+        <w:spacing w:after="60"/>
         <w:ind w:left="57" w:right="57"/>
       </w:pPr>
       <w:r>
@@ -1431,13 +1431,13 @@
     </w:p>
     <w:p>
       <w:pPr>
-        <w:spacing w:after="60"/>
         <w:pBdr>
           <w:top w:val="single" w:sz="4" w:space="3" w:color="9AA9C2"/>
           <w:left w:val="single" w:sz="4" w:space="3" w:color="9AA9C2"/>
           <w:bottom w:val="single" w:sz="4" w:space="3" w:color="9AA9C2"/>
           <w:right w:val="single" w:sz="4" w:space="3" w:color="9AA9C2"/>
         </w:pBdr>
+        <w:spacing w:after="60"/>
         <w:ind w:left="57" w:right="57"/>
       </w:pPr>
       <w:r>
@@ -1923,9 +1923,9 @@
     </w:p>
     <w:p>
       <w:pPr>
+        <w:shd w:val="clear" w:color="auto" w:fill="F1F4F9"/>
         <w:spacing w:after="30"/>
         <w:ind w:left="85"/>
-        <w:shd w:val="clear" w:color="auto" w:fill="F1F4F9"/>
       </w:pPr>
       <w:r>
         <w:rPr>
@@ -2143,9 +2143,9 @@
     </w:p>
     <w:p>
       <w:pPr>
+        <w:shd w:val="clear" w:color="auto" w:fill="F1F4F9"/>
         <w:spacing w:after="30"/>
         <w:ind w:left="85"/>
-        <w:shd w:val="clear" w:color="auto" w:fill="F1F4F9"/>
       </w:pPr>
       <w:r>
         <w:rPr>
@@ -2330,9 +2330,9 @@
     </w:p>
     <w:p>
       <w:pPr>
+        <w:shd w:val="clear" w:color="auto" w:fill="F1F4F9"/>
         <w:spacing w:after="30"/>
         <w:ind w:left="85"/>
-        <w:shd w:val="clear" w:color="auto" w:fill="F1F4F9"/>
       </w:pPr>
       <w:r>
         <w:rPr>
@@ -2517,9 +2517,9 @@
     </w:p>
     <w:p>
       <w:pPr>
+        <w:shd w:val="clear" w:color="auto" w:fill="F1F4F9"/>
         <w:spacing w:after="30"/>
         <w:ind w:left="85"/>
-        <w:shd w:val="clear" w:color="auto" w:fill="F1F4F9"/>
       </w:pPr>
       <w:r>
         <w:rPr>
@@ -2614,9 +2614,9 @@
     </w:p>
     <w:p>
       <w:pPr>
+        <w:shd w:val="clear" w:color="auto" w:fill="F1F4F9"/>
         <w:spacing w:after="30"/>
         <w:ind w:left="85"/>
-        <w:shd w:val="clear" w:color="auto" w:fill="F1F4F9"/>
       </w:pPr>
       <w:r>
         <w:rPr>
@@ -2702,9 +2702,9 @@
     </w:p>
     <w:p>
       <w:pPr>
+        <w:shd w:val="clear" w:color="auto" w:fill="F1F4F9"/>
         <w:spacing w:after="30"/>
         <w:ind w:left="85"/>
-        <w:shd w:val="clear" w:color="auto" w:fill="F1F4F9"/>
       </w:pPr>
       <w:r>
         <w:rPr>
@@ -2805,9 +2805,9 @@
     </w:p>
     <w:p>
       <w:pPr>
+        <w:shd w:val="clear" w:color="auto" w:fill="F1F4F9"/>
         <w:spacing w:after="30"/>
         <w:ind w:left="85"/>
-        <w:shd w:val="clear" w:color="auto" w:fill="F1F4F9"/>
       </w:pPr>
       <w:r>
         <w:rPr>
@@ -2890,9 +2890,9 @@
     </w:p>
     <w:p>
       <w:pPr>
+        <w:shd w:val="clear" w:color="auto" w:fill="F1F4F9"/>
         <w:spacing w:after="30"/>
         <w:ind w:left="85"/>
-        <w:shd w:val="clear" w:color="auto" w:fill="F1F4F9"/>
       </w:pPr>
       <w:r>
         <w:rPr>
@@ -3266,9 +3266,9 @@
     </w:p>
     <w:p>
       <w:pPr>
+        <w:shd w:val="clear" w:color="auto" w:fill="F1F4F9"/>
         <w:spacing w:after="30"/>
         <w:ind w:left="85"/>
-        <w:shd w:val="clear" w:color="auto" w:fill="F1F4F9"/>
       </w:pPr>
       <w:r>
         <w:rPr>
@@ -3429,9 +3429,9 @@
     </w:p>
     <w:p>
       <w:pPr>
+        <w:shd w:val="clear" w:color="auto" w:fill="F1F4F9"/>
         <w:spacing w:after="30"/>
         <w:ind w:left="85"/>
-        <w:shd w:val="clear" w:color="auto" w:fill="F1F4F9"/>
       </w:pPr>
       <w:r>
         <w:rPr>
@@ -3658,9 +3658,9 @@
     </w:p>
     <w:p>
       <w:pPr>
+        <w:shd w:val="clear" w:color="auto" w:fill="F1F4F9"/>
         <w:spacing w:after="30"/>
         <w:ind w:left="85"/>
-        <w:shd w:val="clear" w:color="auto" w:fill="F1F4F9"/>
       </w:pPr>
       <w:r>
         <w:rPr>
@@ -3813,8 +3813,8 @@
           <w:type w:val="continuous"/>
           <w:pgSz w:w="11906" w:h="16838"/>
           <w:pgMar w:top="680" w:right="794" w:bottom="624" w:left="794" w:header="720" w:footer="720" w:gutter="0"/>
+          <w:cols w:num="2" w:space="396" w:sep="1"/>
           <w:docGrid w:linePitch="360"/>
-          <w:cols w:num="2" w:space="396" w:sep="1"/>
         </w:sectPr>
       </w:pPr>
     </w:p>
@@ -5397,8 +5397,8 @@
     <w:sectPr>
       <w:pgSz w:w="11906" w:h="16838"/>
       <w:pgMar w:top="680" w:right="794" w:bottom="624" w:left="794" w:header="720" w:footer="720" w:gutter="0"/>
+      <w:cols w:num="1" w:space="396"/>
       <w:docGrid w:linePitch="360"/>
-      <w:cols w:num="1" w:space="396"/>
     </w:sectPr>
   </w:body>
 </w:document>

--- a/mokdong2/2fin/word/md2s2_L7_check_exam.docx
+++ b/mokdong2/2fin/word/md2s2_L7_check_exam.docx
@@ -19,10 +19,10 @@
     </w:p>
     <w:p>
       <w:pPr>
+        <w:spacing w:after="80"/>
         <w:pBdr>
           <w:bottom w:val="single" w:sz="8" w:space="2" w:color="1F3864"/>
         </w:pBdr>
-        <w:spacing w:after="80"/>
       </w:pPr>
       <w:r>
         <w:rPr>
@@ -75,13 +75,13 @@
     </w:p>
     <w:p>
       <w:pPr>
+        <w:spacing w:after="60"/>
         <w:pBdr>
           <w:top w:val="single" w:sz="4" w:space="3" w:color="9AA9C2"/>
           <w:left w:val="single" w:sz="4" w:space="3" w:color="9AA9C2"/>
           <w:bottom w:val="single" w:sz="4" w:space="3" w:color="9AA9C2"/>
           <w:right w:val="single" w:sz="4" w:space="3" w:color="9AA9C2"/>
         </w:pBdr>
-        <w:spacing w:after="60"/>
         <w:ind w:left="57" w:right="57"/>
       </w:pPr>
       <w:r>
@@ -470,13 +470,13 @@
     </w:p>
     <w:p>
       <w:pPr>
+        <w:spacing w:after="60"/>
         <w:pBdr>
           <w:top w:val="single" w:sz="4" w:space="3" w:color="9AA9C2"/>
           <w:left w:val="single" w:sz="4" w:space="3" w:color="9AA9C2"/>
           <w:bottom w:val="single" w:sz="4" w:space="3" w:color="9AA9C2"/>
           <w:right w:val="single" w:sz="4" w:space="3" w:color="9AA9C2"/>
         </w:pBdr>
-        <w:spacing w:after="60"/>
         <w:ind w:left="57" w:right="57"/>
       </w:pPr>
       <w:r>
@@ -973,13 +973,13 @@
     </w:p>
     <w:p>
       <w:pPr>
+        <w:spacing w:after="60"/>
         <w:pBdr>
           <w:top w:val="single" w:sz="4" w:space="3" w:color="9AA9C2"/>
           <w:left w:val="single" w:sz="4" w:space="3" w:color="9AA9C2"/>
           <w:bottom w:val="single" w:sz="4" w:space="3" w:color="9AA9C2"/>
           <w:right w:val="single" w:sz="4" w:space="3" w:color="9AA9C2"/>
         </w:pBdr>
-        <w:spacing w:after="60"/>
         <w:ind w:left="57" w:right="57"/>
       </w:pPr>
       <w:r>
@@ -1431,13 +1431,13 @@
     </w:p>
     <w:p>
       <w:pPr>
+        <w:spacing w:after="60"/>
         <w:pBdr>
           <w:top w:val="single" w:sz="4" w:space="3" w:color="9AA9C2"/>
           <w:left w:val="single" w:sz="4" w:space="3" w:color="9AA9C2"/>
           <w:bottom w:val="single" w:sz="4" w:space="3" w:color="9AA9C2"/>
           <w:right w:val="single" w:sz="4" w:space="3" w:color="9AA9C2"/>
         </w:pBdr>
-        <w:spacing w:after="60"/>
         <w:ind w:left="57" w:right="57"/>
       </w:pPr>
       <w:r>
@@ -1923,9 +1923,9 @@
     </w:p>
     <w:p>
       <w:pPr>
-        <w:shd w:val="clear" w:color="auto" w:fill="F1F4F9"/>
         <w:spacing w:after="30"/>
         <w:ind w:left="85"/>
+        <w:shd w:val="clear" w:color="auto" w:fill="F1F4F9"/>
       </w:pPr>
       <w:r>
         <w:rPr>
@@ -2143,9 +2143,9 @@
     </w:p>
     <w:p>
       <w:pPr>
-        <w:shd w:val="clear" w:color="auto" w:fill="F1F4F9"/>
         <w:spacing w:after="30"/>
         <w:ind w:left="85"/>
+        <w:shd w:val="clear" w:color="auto" w:fill="F1F4F9"/>
       </w:pPr>
       <w:r>
         <w:rPr>
@@ -2330,9 +2330,9 @@
     </w:p>
     <w:p>
       <w:pPr>
-        <w:shd w:val="clear" w:color="auto" w:fill="F1F4F9"/>
         <w:spacing w:after="30"/>
         <w:ind w:left="85"/>
+        <w:shd w:val="clear" w:color="auto" w:fill="F1F4F9"/>
       </w:pPr>
       <w:r>
         <w:rPr>
@@ -2341,7 +2341,7 @@
           <w:sz w:val="20"/>
           <w:u w:val="none"/>
         </w:rPr>
-        <w:t>(A) a large model of a person or animal made of stone, wood, etc. → s</w:t>
+        <w:t>(A) n. a large art object of a person or an animal that is made from a hard material like stone or metal → s</w:t>
       </w:r>
       <w:r>
         <w:rPr>
@@ -2371,7 +2371,7 @@
           <w:sz w:val="20"/>
           <w:u w:val="none"/>
         </w:rPr>
-        <w:t>(B) to make something look more attractive by adding things to it → d</w:t>
+        <w:t>(B) v. to make something look more attractive by putting things on it → d</w:t>
       </w:r>
       <w:r>
         <w:rPr>
@@ -2401,7 +2401,7 @@
           <w:sz w:val="20"/>
           <w:u w:val="none"/>
         </w:rPr>
-        <w:t>(C) a set of clothes worn to look like someone or something else → c</w:t>
+        <w:t>(C) n. the clothes worn by actors in a play or film, or worn by somebody to make them look like somebody or something else → c</w:t>
       </w:r>
       <w:r>
         <w:rPr>
@@ -2431,7 +2431,7 @@
           <w:sz w:val="20"/>
           <w:u w:val="none"/>
         </w:rPr>
-        <w:t>(D) a place where dead people are buried → c</w:t>
+        <w:t>(D) n. a place where people put dead bodies in the ground → c</w:t>
       </w:r>
       <w:r>
         <w:rPr>
@@ -2461,7 +2461,7 @@
           <w:sz w:val="20"/>
           <w:u w:val="none"/>
         </w:rPr>
-        <w:t>(E) the bones of a human or animal body → s</w:t>
+        <w:t>(E) n. the structure of bones that support the body of a person or an animal → s</w:t>
       </w:r>
       <w:r>
         <w:rPr>
@@ -2517,9 +2517,9 @@
     </w:p>
     <w:p>
       <w:pPr>
-        <w:shd w:val="clear" w:color="auto" w:fill="F1F4F9"/>
         <w:spacing w:after="30"/>
         <w:ind w:left="85"/>
+        <w:shd w:val="clear" w:color="auto" w:fill="F1F4F9"/>
       </w:pPr>
       <w:r>
         <w:rPr>
@@ -2614,9 +2614,9 @@
     </w:p>
     <w:p>
       <w:pPr>
-        <w:shd w:val="clear" w:color="auto" w:fill="F1F4F9"/>
         <w:spacing w:after="30"/>
         <w:ind w:left="85"/>
+        <w:shd w:val="clear" w:color="auto" w:fill="F1F4F9"/>
       </w:pPr>
       <w:r>
         <w:rPr>
@@ -2702,9 +2702,9 @@
     </w:p>
     <w:p>
       <w:pPr>
-        <w:shd w:val="clear" w:color="auto" w:fill="F1F4F9"/>
         <w:spacing w:after="30"/>
         <w:ind w:left="85"/>
+        <w:shd w:val="clear" w:color="auto" w:fill="F1F4F9"/>
       </w:pPr>
       <w:r>
         <w:rPr>
@@ -2805,9 +2805,9 @@
     </w:p>
     <w:p>
       <w:pPr>
-        <w:shd w:val="clear" w:color="auto" w:fill="F1F4F9"/>
         <w:spacing w:after="30"/>
         <w:ind w:left="85"/>
+        <w:shd w:val="clear" w:color="auto" w:fill="F1F4F9"/>
       </w:pPr>
       <w:r>
         <w:rPr>
@@ -2890,9 +2890,9 @@
     </w:p>
     <w:p>
       <w:pPr>
-        <w:shd w:val="clear" w:color="auto" w:fill="F1F4F9"/>
         <w:spacing w:after="30"/>
         <w:ind w:left="85"/>
+        <w:shd w:val="clear" w:color="auto" w:fill="F1F4F9"/>
       </w:pPr>
       <w:r>
         <w:rPr>
@@ -3266,9 +3266,9 @@
     </w:p>
     <w:p>
       <w:pPr>
-        <w:shd w:val="clear" w:color="auto" w:fill="F1F4F9"/>
         <w:spacing w:after="30"/>
         <w:ind w:left="85"/>
+        <w:shd w:val="clear" w:color="auto" w:fill="F1F4F9"/>
       </w:pPr>
       <w:r>
         <w:rPr>
@@ -3429,9 +3429,9 @@
     </w:p>
     <w:p>
       <w:pPr>
-        <w:shd w:val="clear" w:color="auto" w:fill="F1F4F9"/>
         <w:spacing w:after="30"/>
         <w:ind w:left="85"/>
+        <w:shd w:val="clear" w:color="auto" w:fill="F1F4F9"/>
       </w:pPr>
       <w:r>
         <w:rPr>
@@ -3440,7 +3440,7 @@
           <w:sz w:val="20"/>
           <w:u w:val="none"/>
         </w:rPr>
-        <w:t xml:space="preserve">(A) The festival takes place </w:t>
+        <w:t xml:space="preserve">(A) In some areas, people dress up </w:t>
       </w:r>
       <w:r>
         <w:rPr>
@@ -3449,16 +3449,16 @@
           <w:sz w:val="20"/>
           <w:u w:val="none"/>
         </w:rPr>
-        <w:t>[during / while]</w:t>
-      </w:r>
-      <w:r>
-        <w:rPr>
-          <w:b w:val="0"/>
-          <w:i w:val="0"/>
-          <w:sz w:val="20"/>
-          <w:u w:val="none"/>
-        </w:rPr>
-        <w:t xml:space="preserve"> the festival season. </w:t>
+        <w:t>[like / alike]</w:t>
+      </w:r>
+      <w:r>
+        <w:rPr>
+          <w:b w:val="0"/>
+          <w:i w:val="0"/>
+          <w:sz w:val="20"/>
+          <w:u w:val="none"/>
+        </w:rPr>
+        <w:t xml:space="preserve"> skeletons and hold big parades. </w:t>
       </w:r>
       <w:r>
         <w:rPr>
@@ -3488,7 +3488,7 @@
           <w:sz w:val="20"/>
           <w:u w:val="none"/>
         </w:rPr>
-        <w:t xml:space="preserve">(B) People dress up </w:t>
+        <w:t xml:space="preserve">(B) Because the sun </w:t>
       </w:r>
       <w:r>
         <w:rPr>
@@ -3497,16 +3497,16 @@
           <w:sz w:val="20"/>
           <w:u w:val="none"/>
         </w:rPr>
-        <w:t>[like / alike]</w:t>
-      </w:r>
-      <w:r>
-        <w:rPr>
-          <w:b w:val="0"/>
-          <w:i w:val="0"/>
-          <w:sz w:val="20"/>
-          <w:u w:val="none"/>
-        </w:rPr>
-        <w:t xml:space="preserve"> skeletons. </w:t>
+        <w:t>[hardly / hard]</w:t>
+      </w:r>
+      <w:r>
+        <w:rPr>
+          <w:b w:val="0"/>
+          <w:i w:val="0"/>
+          <w:sz w:val="20"/>
+          <w:u w:val="none"/>
+        </w:rPr>
+        <w:t xml:space="preserve"> sets at this time of year in Sweden, people can enjoy the festival all night long. </w:t>
       </w:r>
       <w:r>
         <w:rPr>
@@ -3536,7 +3536,7 @@
           <w:sz w:val="20"/>
           <w:u w:val="none"/>
         </w:rPr>
-        <w:t xml:space="preserve">(C) The sun </w:t>
+        <w:t xml:space="preserve">(C) They call this day the Day of the </w:t>
       </w:r>
       <w:r>
         <w:rPr>
@@ -3545,16 +3545,16 @@
           <w:sz w:val="20"/>
           <w:u w:val="none"/>
         </w:rPr>
-        <w:t>[hardly / hard]</w:t>
-      </w:r>
-      <w:r>
-        <w:rPr>
-          <w:b w:val="0"/>
-          <w:i w:val="0"/>
-          <w:sz w:val="20"/>
-          <w:u w:val="none"/>
-        </w:rPr>
-        <w:t xml:space="preserve"> sets at this time of year. </w:t>
+        <w:t>[Dead / Death]</w:t>
+      </w:r>
+      <w:r>
+        <w:rPr>
+          <w:b w:val="0"/>
+          <w:i w:val="0"/>
+          <w:sz w:val="20"/>
+          <w:u w:val="none"/>
+        </w:rPr>
+        <w:t xml:space="preserve">. </w:t>
       </w:r>
       <w:r>
         <w:rPr>
@@ -3564,54 +3564,6 @@
           <w:u w:val="none"/>
         </w:rPr>
         <w:t xml:space="preserve">(C) </w:t>
-      </w:r>
-      <w:r>
-        <w:rPr>
-          <w:b w:val="0"/>
-          <w:i w:val="0"/>
-          <w:sz w:val="20"/>
-          <w:u w:val="none"/>
-        </w:rPr>
-        <w:t>__________</w:t>
-      </w:r>
-      <w:r>
-        <w:br/>
-      </w:r>
-      <w:r>
-        <w:rPr>
-          <w:b w:val="0"/>
-          <w:i w:val="0"/>
-          <w:sz w:val="20"/>
-          <w:u w:val="none"/>
-        </w:rPr>
-        <w:t xml:space="preserve">(D) The Day of the </w:t>
-      </w:r>
-      <w:r>
-        <w:rPr>
-          <w:b/>
-          <w:i w:val="0"/>
-          <w:sz w:val="20"/>
-          <w:u w:val="none"/>
-        </w:rPr>
-        <w:t>[Dead / Death]</w:t>
-      </w:r>
-      <w:r>
-        <w:rPr>
-          <w:b w:val="0"/>
-          <w:i w:val="0"/>
-          <w:sz w:val="20"/>
-          <w:u w:val="none"/>
-        </w:rPr>
-        <w:t xml:space="preserve"> is a Mexican festival. </w:t>
-      </w:r>
-      <w:r>
-        <w:rPr>
-          <w:b/>
-          <w:i w:val="0"/>
-          <w:sz w:val="20"/>
-          <w:u w:val="none"/>
-        </w:rPr>
-        <w:t xml:space="preserve">(D) </w:t>
       </w:r>
       <w:r>
         <w:rPr>
@@ -3658,9 +3610,9 @@
     </w:p>
     <w:p>
       <w:pPr>
-        <w:shd w:val="clear" w:color="auto" w:fill="F1F4F9"/>
         <w:spacing w:after="30"/>
         <w:ind w:left="85"/>
+        <w:shd w:val="clear" w:color="auto" w:fill="F1F4F9"/>
       </w:pPr>
       <w:r>
         <w:rPr>
@@ -3813,8 +3765,8 @@
           <w:type w:val="continuous"/>
           <w:pgSz w:w="11906" w:h="16838"/>
           <w:pgMar w:top="680" w:right="794" w:bottom="624" w:left="794" w:header="720" w:footer="720" w:gutter="0"/>
+          <w:docGrid w:linePitch="360"/>
           <w:cols w:num="2" w:space="396" w:sep="1"/>
-          <w:docGrid w:linePitch="360"/>
         </w:sectPr>
       </w:pPr>
     </w:p>
@@ -5362,7 +5314,7 @@
           <w:sz w:val="18"/>
           <w:u w:val="none"/>
         </w:rPr>
-        <w:t xml:space="preserve"> (A) during (B) like (C) hardly (D) Dead</w:t>
+        <w:t xml:space="preserve"> (A) like (B) hardly (C) Dead</w:t>
       </w:r>
       <w:r>
         <w:rPr>
@@ -5397,8 +5349,8 @@
     <w:sectPr>
       <w:pgSz w:w="11906" w:h="16838"/>
       <w:pgMar w:top="680" w:right="794" w:bottom="624" w:left="794" w:header="720" w:footer="720" w:gutter="0"/>
+      <w:docGrid w:linePitch="360"/>
       <w:cols w:num="1" w:space="396"/>
-      <w:docGrid w:linePitch="360"/>
     </w:sectPr>
   </w:body>
 </w:document>
